--- a/описание.docx
+++ b/описание.docx
@@ -1,12 +1,31 @@
 
 <file path=word/document.xml><?xml version="1.0" encoding="utf-8"?>
-<w:document xmlns:wpc="http://schemas.microsoft.com/office/word/2010/wordprocessingCanvas" xmlns:cx="http://schemas.microsoft.com/office/drawing/2014/chartex" xmlns:cx1="http://schemas.microsoft.com/office/drawing/2015/9/8/chartex" xmlns:mc="http://schemas.openxmlformats.org/markup-compatibility/2006" xmlns:o="urn:schemas-microsoft-com:office:office" xmlns:r="http://schemas.openxmlformats.org/officeDocument/2006/relationships" xmlns:m="http://schemas.openxmlformats.org/officeDocument/2006/math" xmlns:v="urn:schemas-microsoft-com:vml" xmlns:wp14="http://schemas.microsoft.com/office/word/2010/wordprocessingDrawing" xmlns:wp="http://schemas.openxmlformats.org/drawingml/2006/wordprocessingDrawing" xmlns:w10="urn:schemas-microsoft-com:office:word" xmlns:w="http://schemas.openxmlformats.org/wordprocessingml/2006/main" xmlns:w14="http://schemas.microsoft.com/office/word/2010/wordml" xmlns:w15="http://schemas.microsoft.com/office/word/2012/wordml" xmlns:w16se="http://schemas.microsoft.com/office/word/2015/wordml/symex" xmlns:wpg="http://schemas.microsoft.com/office/word/2010/wordprocessingGroup" xmlns:wpi="http://schemas.microsoft.com/office/word/2010/wordprocessingInk" xmlns:wne="http://schemas.microsoft.com/office/word/2006/wordml" xmlns:wps="http://schemas.microsoft.com/office/word/2010/wordprocessingShape" mc:Ignorable="w14 w15 w16se wp14">
+<w:document xmlns:o="urn:schemas-microsoft-com:office:office" xmlns:r="http://schemas.openxmlformats.org/officeDocument/2006/relationships" xmlns:v="urn:schemas-microsoft-com:vml" xmlns:w="http://schemas.openxmlformats.org/wordprocessingml/2006/main" xmlns:w10="urn:schemas-microsoft-com:office:word" xmlns:wp="http://schemas.openxmlformats.org/drawingml/2006/wordprocessingDrawing" xmlns:wps="http://schemas.microsoft.com/office/word/2010/wordprocessingShape" xmlns:wpg="http://schemas.microsoft.com/office/word/2010/wordprocessingGroup" xmlns:mc="http://schemas.openxmlformats.org/markup-compatibility/2006" xmlns:wp14="http://schemas.microsoft.com/office/word/2010/wordprocessingDrawing" xmlns:w14="http://schemas.microsoft.com/office/word/2010/wordml" xmlns:w15="http://schemas.microsoft.com/office/word/2012/wordml" mc:Ignorable="w14 wp14 w15">
   <w:body>
     <w:p>
       <w:pPr>
         <w:pStyle w:val="2"/>
-        <w:keepNext/>
-        <w:spacing w:before="280" w:beforeAutospacing="0" w:after="200" w:afterAutospacing="0" w:line="360" w:lineRule="auto"/>
+        <w:keepNext w:val="true"/>
+        <w:spacing w:lineRule="auto" w:line="360" w:beforeAutospacing="0" w:before="280" w:afterAutospacing="0" w:after="200"/>
+        <w:ind w:left="170" w:right="85" w:firstLine="709"/>
+        <w:jc w:val="both"/>
+        <w:rPr>
+          <w:color w:val="C9211E"/>
+        </w:rPr>
+      </w:pPr>
+      <w:r>
+        <w:rPr>
+          <w:b/>
+          <w:color w:val="C9211E"/>
+          <w:sz w:val="28"/>
+        </w:rPr>
+        <w:t>1. РАЗБОР ФАЙЛА ДЛЯ ДИРЕКТОРИИ ACTIVITIES</w:t>
+      </w:r>
+    </w:p>
+    <w:p>
+      <w:pPr>
+        <w:pStyle w:val="Ds-markdown-paragraph"/>
+        <w:spacing w:lineRule="auto" w:line="360" w:beforeAutospacing="0" w:before="0" w:afterAutospacing="0" w:after="120"/>
         <w:ind w:left="170" w:right="85" w:firstLine="709"/>
         <w:jc w:val="both"/>
         <w:rPr>
@@ -16,37 +35,255 @@
       </w:pPr>
       <w:r>
         <w:rPr>
-          <w:rFonts w:ascii="Times New Roman" w:hAnsi="Times New Roman"/>
+          <w:color w:val="C9211E"/>
+          <w:sz w:val="28"/>
+        </w:rPr>
+        <w:t xml:space="preserve">В директории activities находятся файлы, которые отвечают за экраны приложения. В рамках данного проекта файл LoginActivity.kt будет </w:t>
+      </w:r>
+      <w:r>
+        <w:rPr>
+          <w:color w:val="C9211E"/>
+          <w:sz w:val="28"/>
+        </w:rPr>
+        <w:t>межстрочнии интирвал 1</w:t>
+      </w:r>
+      <w:r>
+        <w:rPr>
+          <w:sz w:val="28"/>
+        </w:rPr>
+        <w:t xml:space="preserve"> отвечать за экран авторизации и обеспечивать переход пользователя к основным функциям приложения после успешного входа.</w:t>
+      </w:r>
+    </w:p>
+    <w:p>
+      <w:pPr>
+        <w:pStyle w:val="3"/>
+        <w:keepNext w:val="true"/>
+        <w:spacing w:lineRule="auto" w:line="360" w:beforeAutospacing="0" w:before="240" w:afterAutospacing="0" w:after="160"/>
+        <w:ind w:left="170" w:right="85" w:firstLine="709"/>
+        <w:jc w:val="both"/>
+        <w:rPr>
+          <w:color w:val="C9211E"/>
+        </w:rPr>
+      </w:pPr>
+      <w:r>
+        <w:rPr>
           <w:b/>
-          <w:sz w:val="28"/>
-        </w:rPr>
-        <w:t>1. РАЗБОР ФАЙЛА ДЛЯ ДИРЕКТОРИИ ACTIVITIES</w:t>
-      </w:r>
-    </w:p>
-    <w:p>
-      <w:pPr>
-        <w:pStyle w:val="ds-markdown-paragraph"/>
-        <w:spacing w:before="0" w:beforeAutospacing="0" w:after="120" w:afterAutospacing="0" w:line="360" w:lineRule="auto"/>
-        <w:ind w:left="170" w:right="85" w:firstLine="709"/>
-        <w:jc w:val="both"/>
-        <w:rPr>
+          <w:color w:val="C9211E"/>
+          <w:sz w:val="28"/>
+        </w:rPr>
+        <w:t>1.1. LoginActivity.kt</w:t>
+      </w:r>
+    </w:p>
+    <w:p>
+      <w:pPr>
+        <w:pStyle w:val="Ds-markdown-paragraph"/>
+        <w:spacing w:lineRule="auto" w:line="360" w:beforeAutospacing="0" w:before="0" w:afterAutospacing="0" w:after="120"/>
+        <w:ind w:left="170" w:right="85" w:firstLine="709"/>
+        <w:jc w:val="both"/>
+        <w:rPr>
+          <w:color w:val="C9211E"/>
+        </w:rPr>
+      </w:pPr>
+      <w:r>
+        <w:rPr>
+          <w:color w:val="C9211E"/>
+          <w:sz w:val="28"/>
+        </w:rPr>
+        <w:t>Файл LoginActivity.kt расположен в директории activities. Он является точкой входа в приложение и отвечает за отображение экрана авторизации пользователя. При запуске приложения пользователь увидит форму, в которой сможет ввести логин и пароль. На экране будут предусмотрены текстовые поля для ввода этих данных и кнопка «Вход», запускающая проверку введённой информации.</w:t>
+      </w:r>
+    </w:p>
+    <w:p>
+      <w:pPr>
+        <w:pStyle w:val="Ds-markdown-paragraph"/>
+        <w:spacing w:lineRule="auto" w:line="360" w:beforeAutospacing="0" w:before="0" w:afterAutospacing="0" w:after="120"/>
+        <w:ind w:left="170" w:right="85" w:firstLine="709"/>
+        <w:jc w:val="both"/>
+        <w:rPr>
+          <w:color w:val="C9211E"/>
+        </w:rPr>
+      </w:pPr>
+      <w:r>
+        <w:rPr>
+          <w:color w:val="C9211E"/>
+          <w:sz w:val="28"/>
+        </w:rPr>
+        <w:t>Перед выполнением проверки приложение должно убедиться, что необходимые поля заполнены. Если логин или пароль не указаны, пользователю будет показано понятное сообщение с просьбой заполнить данные. Такая проверка позволит избежать отправки пустых значений и сделает взаимодействие с приложением более удобным.</w:t>
+      </w:r>
+    </w:p>
+    <w:p>
+      <w:pPr>
+        <w:pStyle w:val="Ds-markdown-paragraph"/>
+        <w:spacing w:lineRule="auto" w:line="360" w:beforeAutospacing="0" w:before="0" w:afterAutospacing="0" w:after="120"/>
+        <w:ind w:left="170" w:right="85" w:firstLine="709"/>
+        <w:jc w:val="both"/>
+        <w:rPr>
+          <w:color w:val="C9211E"/>
+        </w:rPr>
+      </w:pPr>
+      <w:r>
+        <w:rPr>
+          <w:color w:val="C9211E"/>
+          <w:sz w:val="28"/>
+        </w:rPr>
+        <w:t xml:space="preserve">После заполнения формы данные пользователя будут проверяться с использованием UserDao, который обращается к таблице Users в базе данных SQLite. Если пользователь с указанным логином и паролем найд </w:t>
+      </w:r>
+      <w:r>
+        <w:rPr>
+          <w:color w:val="C9211E"/>
+          <w:sz w:val="28"/>
+          <w:u w:val="single"/>
+        </w:rPr>
+        <w:t>не карасив</w:t>
+      </w:r>
+      <w:r>
+        <w:rPr>
+          <w:color w:val="C9211E"/>
+          <w:sz w:val="28"/>
+        </w:rPr>
+        <w:t xml:space="preserve"> </w:t>
+      </w:r>
+      <w:r>
+        <w:rPr>
+          <w:color w:val="C9211E"/>
+          <w:sz w:val="28"/>
+        </w:rPr>
+        <w:t xml:space="preserve">ен, авторизация считается успешной, и приложение открывает главный экран редактора — </w:t>
+      </w:r>
+      <w:r>
+        <w:rPr>
+          <w:color w:val="C9211E"/>
+          <w:sz w:val="28"/>
+        </w:rPr>
+        <w:t>схуяяли</w:t>
+      </w:r>
+      <w:r>
+        <w:rPr>
+          <w:color w:val="C9211E"/>
+          <w:sz w:val="28"/>
+        </w:rPr>
+        <w:t xml:space="preserve"> EditorActivity. Если соответствующая запись не найдена, на экране входа отображается сообщение об ошибке, а пользователь сможет повторно ввести свои данные.</w:t>
+      </w:r>
+    </w:p>
+    <w:p>
+      <w:pPr>
+        <w:pStyle w:val="Ds-markdown-paragraph"/>
+        <w:spacing w:lineRule="auto" w:line="360" w:beforeAutospacing="0" w:before="0" w:afterAutospacing="0" w:after="120"/>
+        <w:ind w:left="170" w:right="85" w:firstLine="709"/>
+        <w:jc w:val="both"/>
+        <w:rPr>
+          <w:color w:val="C9211E"/>
+        </w:rPr>
+      </w:pPr>
+      <w:r>
+        <w:rPr>
+          <w:color w:val="C9211E"/>
+          <w:sz w:val="28"/>
+        </w:rPr>
+        <w:t>Также в LoginActivity.kt будет предусмотрен переход к регистрации нового пользователя через кнопку «Регистрация». При создании аккаунта приложение должно проверить заполнение полей, совпадение пароля с подтверждением и соблюдение минимальной длины пароля. Если проверка пройдена, данные нового пользователя передаются в UserDao для сохранения в таблице Users. Если логин уже используется или введённые данные не соответствуют требованиям, пользователю выводится сообщение с объяснением проблемы.</w:t>
+      </w:r>
+    </w:p>
+    <w:p>
+      <w:pPr>
+        <w:pStyle w:val="Ds-markdown-paragraph"/>
+        <w:spacing w:lineRule="auto" w:line="360" w:beforeAutospacing="0" w:before="0" w:afterAutospacing="0" w:after="120"/>
+        <w:ind w:left="170" w:right="85" w:firstLine="709"/>
+        <w:jc w:val="both"/>
+        <w:rPr>
+          <w:color w:val="C9211E"/>
+        </w:rPr>
+      </w:pPr>
+      <w:r>
+        <w:rPr>
+          <w:color w:val="C9211E"/>
+          <w:sz w:val="28"/>
+        </w:rPr>
+        <w:t>Для сохранения состояния авторизации файл будет взаимодействовать с SharedPreferences. После успешного входа в настройках приложения можно сохранить идентификатор текущего пользователя, чтобы другие экраны могли определить, кто именно работает с заметками. При выходе из аккаунта сохранённые данные сессии должны очищаться, чтобы следующий пользователь не получил доступ к предыдущей учётной записи.</w:t>
+      </w:r>
+    </w:p>
+    <w:p>
+      <w:pPr>
+        <w:pStyle w:val="Ds-markdown-paragraph"/>
+        <w:spacing w:lineRule="auto" w:line="360" w:beforeAutospacing="0" w:before="0" w:afterAutospacing="0" w:after="120"/>
+        <w:ind w:left="170" w:right="85" w:firstLine="709"/>
+        <w:jc w:val="both"/>
+        <w:rPr>
+          <w:color w:val="C9211E"/>
+        </w:rPr>
+      </w:pPr>
+      <w:r>
+        <w:rPr>
+          <w:color w:val="C9211E"/>
+          <w:sz w:val="28"/>
+        </w:rPr>
+        <w:t>Таким образом, LoginActivity.kt будет отвечать за ввод данных, проверку корректности формы, запуск авторизации и регистрации, отображение сообщений об ошибках и переход на главный экран. Работа с таблицей пользователей будет выполняться через UserDao, а сохранение состояния текущего пользователя — через SharedPreferences.</w:t>
+      </w:r>
+      <w:r>
+        <w:rPr>
+          <w:color w:val="C9211E"/>
           <w:sz w:val="28"/>
           <w:szCs w:val="28"/>
         </w:rPr>
-      </w:pPr>
-      <w:r>
-        <w:rPr>
-          <w:rFonts w:ascii="Times New Roman" w:hAnsi="Times New Roman"/>
-          <w:sz w:val="28"/>
-        </w:rPr>
-        <w:t>В директории activities находятся файлы, которые отвечают за экраны приложения. В рамках данного проекта файл LoginActivity.kt будет отвечать за экран авторизации и обеспечивать переход пользователя к основным функциям приложения после успешного входа.</w:t>
+        <w:t xml:space="preserve"> </w:t>
+      </w:r>
+      <w:r>
+        <w:rPr>
+          <w:color w:val="C9211E"/>
+          <w:sz w:val="28"/>
+          <w:szCs w:val="28"/>
+        </w:rPr>
+        <w:t xml:space="preserve">Пункт с нового листа ------------------------------ заменить </w:t>
+      </w:r>
+    </w:p>
+    <w:p>
+      <w:pPr>
+        <w:pStyle w:val="2"/>
+        <w:keepNext w:val="true"/>
+        <w:spacing w:lineRule="auto" w:line="360" w:beforeAutospacing="0" w:before="280" w:afterAutospacing="0" w:after="200"/>
+        <w:ind w:left="170" w:right="85" w:firstLine="709"/>
+        <w:jc w:val="both"/>
+        <w:rPr>
+          <w:color w:val="C9211E"/>
+        </w:rPr>
+      </w:pPr>
+      <w:r>
+        <w:rPr>
+          <w:b/>
+          <w:color w:val="C9211E"/>
+          <w:sz w:val="28"/>
+        </w:rPr>
+        <w:t>2. РАЗБОР ФАЙЛА ДЛЯ ДИРЕКТОРИИ DATABASE</w:t>
+      </w:r>
+    </w:p>
+    <w:p>
+      <w:pPr>
+        <w:pStyle w:val="Ds-markdown-paragraph"/>
+        <w:spacing w:lineRule="auto" w:line="360" w:beforeAutospacing="0" w:before="0" w:afterAutospacing="0" w:after="120"/>
+        <w:ind w:left="170" w:right="85" w:firstLine="709"/>
+        <w:jc w:val="both"/>
+        <w:rPr>
+          <w:sz w:val="28"/>
+          <w:szCs w:val="28"/>
+        </w:rPr>
+      </w:pPr>
+      <w:r>
+        <w:rPr>
+          <w:color w:val="C9211E"/>
+          <w:sz w:val="28"/>
+        </w:rPr>
+        <w:t>В директории database находятся файлы, предназначенные для работы с базой данных приложения. Файл D</w:t>
+      </w:r>
+      <w:r>
+        <w:rPr>
+          <w:sz w:val="28"/>
+        </w:rPr>
+        <w:t>atabaseHelper.kt обеспечивает создание базы данных и её структуру, а также предоставляет остальным классам проекта доступ к необходимым таблицам.</w:t>
       </w:r>
     </w:p>
     <w:p>
       <w:pPr>
         <w:pStyle w:val="3"/>
-        <w:keepNext/>
-        <w:spacing w:before="240" w:beforeAutospacing="0" w:after="160" w:afterAutospacing="0" w:line="360" w:lineRule="auto"/>
+        <w:keepNext w:val="true"/>
+        <w:spacing w:lineRule="auto" w:line="360" w:beforeAutospacing="0" w:before="240" w:afterAutospacing="0" w:after="160"/>
         <w:ind w:left="170" w:right="85" w:firstLine="709"/>
         <w:jc w:val="both"/>
         <w:rPr>
@@ -56,17 +293,16 @@
       </w:pPr>
       <w:r>
         <w:rPr>
-          <w:rFonts w:ascii="Times New Roman" w:hAnsi="Times New Roman"/>
           <w:b/>
           <w:sz w:val="28"/>
         </w:rPr>
-        <w:t>1.1. LoginActivity.kt</w:t>
-      </w:r>
-    </w:p>
-    <w:p>
-      <w:pPr>
-        <w:pStyle w:val="ds-markdown-paragraph"/>
-        <w:spacing w:before="0" w:beforeAutospacing="0" w:after="120" w:afterAutospacing="0" w:line="360" w:lineRule="auto"/>
+        <w:t>2.1. DatabaseHelper.kt</w:t>
+      </w:r>
+    </w:p>
+    <w:p>
+      <w:pPr>
+        <w:pStyle w:val="Ds-markdown-paragraph"/>
+        <w:spacing w:lineRule="auto" w:line="360" w:beforeAutospacing="0" w:before="0" w:afterAutospacing="0" w:after="120"/>
         <w:ind w:left="170" w:right="85" w:firstLine="709"/>
         <w:jc w:val="both"/>
         <w:rPr>
@@ -76,16 +312,15 @@
       </w:pPr>
       <w:r>
         <w:rPr>
-          <w:rFonts w:ascii="Times New Roman" w:hAnsi="Times New Roman"/>
-          <w:sz w:val="28"/>
-        </w:rPr>
-        <w:t>Файл LoginActivity.kt расположен в директории activities. Он является точкой входа в приложение и отвечает за отображение экрана авторизации пользователя. При запуске приложения пользователь увидит форму, в которой сможет ввести логин и пароль. На экране будут предусмотрены текстовые поля для ввода этих данных и кнопка «Вход», запускающая проверку введённой информации.</w:t>
-      </w:r>
-    </w:p>
-    <w:p>
-      <w:pPr>
-        <w:pStyle w:val="ds-markdown-paragraph"/>
-        <w:spacing w:before="0" w:beforeAutospacing="0" w:after="120" w:afterAutospacing="0" w:line="360" w:lineRule="auto"/>
+          <w:sz w:val="28"/>
+        </w:rPr>
+        <w:t>Файл DatabaseHelper.kt расположен в директории database. Он наследуется от класса SQLiteOpenHelper и отвечает за создание локальной базы данных SQLite, используемой для хранения сведений о пользователях и их заметках. Этот файл является основой работы с данными: DAO-классы используют его, чтобы получить доступ к базе и выполнять операции с записями.</w:t>
+      </w:r>
+    </w:p>
+    <w:p>
+      <w:pPr>
+        <w:pStyle w:val="Ds-markdown-paragraph"/>
+        <w:spacing w:lineRule="auto" w:line="360" w:beforeAutospacing="0" w:before="0" w:afterAutospacing="0" w:after="120"/>
         <w:ind w:left="170" w:right="85" w:firstLine="709"/>
         <w:jc w:val="both"/>
         <w:rPr>
@@ -95,16 +330,28 @@
       </w:pPr>
       <w:r>
         <w:rPr>
-          <w:rFonts w:ascii="Times New Roman" w:hAnsi="Times New Roman"/>
-          <w:sz w:val="28"/>
-        </w:rPr>
-        <w:t>Перед выполнением проверки приложение должно убедиться, что необходимые поля заполнены. Если логин или пароль не указаны, пользователю будет показано понятное сообщение с просьбой заполнить данные. Такая проверка позволит избежать отправки пустых значений и сделает взаимодействие с приложением более удобным.</w:t>
-      </w:r>
-    </w:p>
-    <w:p>
-      <w:pPr>
-        <w:pStyle w:val="ds-markdown-paragraph"/>
-        <w:spacing w:before="0" w:beforeAutospacing="0" w:after="120" w:afterAutospacing="0" w:line="360" w:lineRule="auto"/>
+          <w:sz w:val="28"/>
+        </w:rPr>
+        <w:t xml:space="preserve">При первом запуске приложения DatabaseHelper.kt должен создать базу данных и две основные таблицы </w:t>
+      </w:r>
+      <w:r>
+        <w:rPr>
+          <w:color w:val="C9211E"/>
+          <w:sz w:val="28"/>
+        </w:rPr>
+        <w:t>—</w:t>
+      </w:r>
+      <w:r>
+        <w:rPr>
+          <w:sz w:val="28"/>
+        </w:rPr>
+        <w:t xml:space="preserve"> Users и Notes. Таблица Users предназначена для хранения информации об учётных записях. Для каждой записи предусматриваются идентификатор пользователя, логин и пароль. Идентификатор позволяет отличать пользователей друг от друга, а логин используется при поиске учётной записи во время авторизации и регистрации.</w:t>
+      </w:r>
+    </w:p>
+    <w:p>
+      <w:pPr>
+        <w:pStyle w:val="Ds-markdown-paragraph"/>
+        <w:spacing w:lineRule="auto" w:line="360" w:beforeAutospacing="0" w:before="0" w:afterAutospacing="0" w:after="120"/>
         <w:ind w:left="170" w:right="85" w:firstLine="709"/>
         <w:jc w:val="both"/>
         <w:rPr>
@@ -114,16 +361,15 @@
       </w:pPr>
       <w:r>
         <w:rPr>
-          <w:rFonts w:ascii="Times New Roman" w:hAnsi="Times New Roman"/>
-          <w:sz w:val="28"/>
-        </w:rPr>
-        <w:t>После заполнения формы данные пользователя будут проверяться с использованием UserDao, который обращается к таблице Users в базе данных SQLite. Если пользователь с указанным логином и паролем найден, авторизация считается успешной, и приложение открывает главный экран редактора — EditorActivity. Если соответствующая запись не найдена, на экране входа отображается сообщение об ошибке, а пользователь сможет повторно ввести свои данные.</w:t>
-      </w:r>
-    </w:p>
-    <w:p>
-      <w:pPr>
-        <w:pStyle w:val="ds-markdown-paragraph"/>
-        <w:spacing w:before="0" w:beforeAutospacing="0" w:after="120" w:afterAutospacing="0" w:line="360" w:lineRule="auto"/>
+          <w:sz w:val="28"/>
+        </w:rPr>
+        <w:t>Таблица Notes предназначена для хранения заметок. В ней предусматриваются идентификатор заметки, идентификатор пользователя, текст заметки и дата её создания. Идентификатор заметки позволяет однозначно определить отдельную запись. Идентификатор пользователя связывает заметку с владельцем, благодаря чему приложение сможет получать заметки конкретной учётной записи, а не смешивать записи разных пользователей. Поле с текстом содержит сохранённое содержимое заметки, а дата создания позволяет хранить сведения о времени её добавления.</w:t>
+      </w:r>
+    </w:p>
+    <w:p>
+      <w:pPr>
+        <w:pStyle w:val="Ds-markdown-paragraph"/>
+        <w:spacing w:lineRule="auto" w:line="360" w:beforeAutospacing="0" w:before="0" w:afterAutospacing="0" w:after="120"/>
         <w:ind w:left="170" w:right="85" w:firstLine="709"/>
         <w:jc w:val="both"/>
         <w:rPr>
@@ -133,16 +379,15 @@
       </w:pPr>
       <w:r>
         <w:rPr>
-          <w:rFonts w:ascii="Times New Roman" w:hAnsi="Times New Roman"/>
-          <w:sz w:val="28"/>
-        </w:rPr>
-        <w:t>Также в LoginActivity.kt будет предусмотрен переход к регистрации нового пользователя через кнопку «Регистрация». При создании аккаунта приложение должно проверить заполнение полей, совпадение пароля с подтверждением и соблюдение минимальной длины пароля. Если проверка пройдена, данные нового пользователя передаются в UserDao для сохранения в таблице Users. Если логин уже используется или введённые данные не соответствуют требованиям, пользователю выводится сообщение с объяснением проблемы.</w:t>
-      </w:r>
-    </w:p>
-    <w:p>
-      <w:pPr>
-        <w:pStyle w:val="ds-markdown-paragraph"/>
-        <w:spacing w:before="0" w:beforeAutospacing="0" w:after="120" w:afterAutospacing="0" w:line="360" w:lineRule="auto"/>
+          <w:sz w:val="28"/>
+        </w:rPr>
+        <w:t>При создании таблиц в файле необходимо определить названия столбцов и подходящие для них типы данных, а также задать первичные ключи для идентификаторов записей. Для таблицы Notes важно предусмотреть поле, связывающее заметку с пользователем. Такая структура позволит организовать хранение данных и упростит дальнейшую работу методов добавления, получения, изменения и удаления заметок, которые будут находиться в NoteDao.</w:t>
+      </w:r>
+    </w:p>
+    <w:p>
+      <w:pPr>
+        <w:pStyle w:val="Ds-markdown-paragraph"/>
+        <w:spacing w:lineRule="auto" w:line="360" w:beforeAutospacing="0" w:before="0" w:afterAutospacing="0" w:after="120"/>
         <w:ind w:left="170" w:right="85" w:firstLine="709"/>
         <w:jc w:val="both"/>
         <w:rPr>
@@ -152,16 +397,15 @@
       </w:pPr>
       <w:r>
         <w:rPr>
-          <w:rFonts w:ascii="Times New Roman" w:hAnsi="Times New Roman"/>
-          <w:sz w:val="28"/>
-        </w:rPr>
-        <w:t>Для сохранения состояния авторизации файл будет взаимодействовать с SharedPreferences. После успешного входа в настройках приложения можно сохранить идентификатор текущего пользователя, чтобы другие экраны могли определить, кто именно работает с заметками. При выходе из аккаунта сохранённые данные сессии должны очищаться, чтобы следующий пользователь не получил доступ к предыдущей учётной записи.</w:t>
-      </w:r>
-    </w:p>
-    <w:p>
-      <w:pPr>
-        <w:pStyle w:val="ds-markdown-paragraph"/>
-        <w:spacing w:before="0" w:beforeAutospacing="0" w:after="120" w:afterAutospacing="0" w:line="360" w:lineRule="auto"/>
+          <w:sz w:val="28"/>
+        </w:rPr>
+        <w:t>DatabaseHelper.kt также отвечает за обновление структуры базы данных при изменении её версии. Для этого используется метод onUpgrade. Если в дальнейшем в проекте появятся новые поля или таблицы, в данном методе можно будет описать необходимые изменения. Это позволит приложению корректно перейти на новую структуру базы данных при обновлении версии, насколько это предусмотрено логикой миграции проекта.</w:t>
+      </w:r>
+    </w:p>
+    <w:p>
+      <w:pPr>
+        <w:pStyle w:val="Ds-markdown-paragraph"/>
+        <w:spacing w:lineRule="auto" w:line="360" w:beforeAutospacing="0" w:before="0" w:afterAutospacing="0" w:after="120"/>
         <w:ind w:left="170" w:right="85" w:firstLine="709"/>
         <w:jc w:val="both"/>
         <w:rPr>
@@ -171,17 +415,35 @@
       </w:pPr>
       <w:r>
         <w:rPr>
-          <w:rFonts w:ascii="Times New Roman" w:hAnsi="Times New Roman"/>
-          <w:sz w:val="28"/>
-        </w:rPr>
-        <w:t>Таким образом, LoginActivity.kt будет отвечать за ввод данных, проверку корректности формы, запуск авторизации и регистрации, отображение сообщений об ошибках и переход на главный экран. Работа с таблицей пользователей будет выполняться через UserDao, а сохранение состояния текущего пользователя — через SharedPreferences.</w:t>
-      </w:r>
-    </w:p>
-    <w:p>
-      <w:pPr>
-        <w:pStyle w:val="2"/>
-        <w:keepNext/>
-        <w:spacing w:before="280" w:beforeAutospacing="0" w:after="200" w:afterAutospacing="0" w:line="360" w:lineRule="auto"/>
+          <w:sz w:val="28"/>
+        </w:rPr>
+        <w:t xml:space="preserve">Файл будет использоваться классами UserDao и NoteDao. UserDao обращается к таблице Users для поиска пользователя и создания новой учётной записи. NoteDao использует таблицу Notes для сохранения заметок, получения записей конкретного пользователя, изменения их текста и удаления ненужных записей. Сам DatabaseHelper не должен выполнять всю эту бизнес-логику вместо DAO-классов; его основная задача </w:t>
+      </w:r>
+      <w:r>
+        <w:rPr>
+          <w:color w:val="C9211E"/>
+          <w:sz w:val="28"/>
+        </w:rPr>
+        <w:t xml:space="preserve">— </w:t>
+      </w:r>
+      <w:r>
+        <w:rPr>
+          <w:color w:val="C9211E"/>
+          <w:sz w:val="28"/>
+        </w:rPr>
+        <w:t xml:space="preserve">чеза кал </w:t>
+      </w:r>
+      <w:r>
+        <w:rPr>
+          <w:sz w:val="28"/>
+        </w:rPr>
+        <w:t>создать базу, поддерживать её структуру и предоставлять доступ к ней.</w:t>
+      </w:r>
+    </w:p>
+    <w:p>
+      <w:pPr>
+        <w:pStyle w:val="Ds-markdown-paragraph"/>
+        <w:spacing w:lineRule="auto" w:line="360" w:beforeAutospacing="0" w:before="0" w:afterAutospacing="0" w:after="120"/>
         <w:ind w:left="170" w:right="85" w:firstLine="709"/>
         <w:jc w:val="both"/>
         <w:rPr>
@@ -191,447 +453,30 @@
       </w:pPr>
       <w:r>
         <w:rPr>
-          <w:rFonts w:ascii="Times New Roman" w:hAnsi="Times New Roman"/>
-          <w:b/>
-          <w:sz w:val="28"/>
-        </w:rPr>
-        <w:t>2. РАЗБОР ФАЙЛА ДЛЯ ДИРЕКТОРИИ DATABASE</w:t>
-      </w:r>
-    </w:p>
-    <w:p>
-      <w:pPr>
-        <w:pStyle w:val="ds-markdown-paragraph"/>
-        <w:spacing w:before="0" w:beforeAutospacing="0" w:after="120" w:afterAutospacing="0" w:line="360" w:lineRule="auto"/>
-        <w:ind w:left="170" w:right="85" w:firstLine="709"/>
-        <w:jc w:val="both"/>
-        <w:rPr>
-          <w:sz w:val="28"/>
-          <w:szCs w:val="28"/>
-        </w:rPr>
-      </w:pPr>
-      <w:r>
-        <w:rPr>
-          <w:rFonts w:ascii="Times New Roman" w:hAnsi="Times New Roman"/>
-          <w:sz w:val="28"/>
-        </w:rPr>
-        <w:t>В директории database находятся файлы, предназначенные для работы с базой данных приложения. Файл DatabaseHelper.kt обеспечивает создание базы данных и её структуру, а также предоставляет остальным классам проекта доступ к необходимым таблицам.</w:t>
-      </w:r>
-    </w:p>
-    <w:p>
-      <w:pPr>
-        <w:pStyle w:val="3"/>
-        <w:keepNext/>
-        <w:spacing w:before="240" w:beforeAutospacing="0" w:after="160" w:afterAutospacing="0" w:line="360" w:lineRule="auto"/>
-        <w:ind w:left="170" w:right="85" w:firstLine="709"/>
-        <w:jc w:val="both"/>
-        <w:rPr>
-          <w:sz w:val="28"/>
-          <w:szCs w:val="28"/>
-        </w:rPr>
-      </w:pPr>
-      <w:r>
-        <w:rPr>
-          <w:rFonts w:ascii="Times New Roman" w:hAnsi="Times New Roman"/>
-          <w:b/>
-          <w:sz w:val="28"/>
-        </w:rPr>
-        <w:t>2.1. DatabaseHelper.kt</w:t>
-      </w:r>
-    </w:p>
-    <w:p>
-      <w:pPr>
-        <w:pStyle w:val="ds-markdown-paragraph"/>
-        <w:spacing w:before="0" w:beforeAutospacing="0" w:after="120" w:afterAutospacing="0" w:line="360" w:lineRule="auto"/>
-        <w:ind w:left="170" w:right="85" w:firstLine="709"/>
-        <w:jc w:val="both"/>
-        <w:rPr>
-          <w:sz w:val="28"/>
-          <w:szCs w:val="28"/>
-        </w:rPr>
-      </w:pPr>
-      <w:r>
-        <w:rPr>
-          <w:rFonts w:ascii="Times New Roman" w:hAnsi="Times New Roman"/>
-          <w:sz w:val="28"/>
-        </w:rPr>
-        <w:t>Файл DatabaseHelper.kt расположен в директории database. Он наследуется от класса SQLiteOpenHelper и отвечает за создание локальной базы данных SQLite, используемой для хранения сведений о пользователях и их заметках. Этот файл является основой работы с данными: DAO-классы используют его, чтобы получить доступ к базе и выполнять операции с записями.</w:t>
-      </w:r>
-    </w:p>
-    <w:p>
-      <w:pPr>
-        <w:pStyle w:val="ds-markdown-paragraph"/>
-        <w:spacing w:before="0" w:beforeAutospacing="0" w:after="120" w:afterAutospacing="0" w:line="360" w:lineRule="auto"/>
-        <w:ind w:left="170" w:right="85" w:firstLine="709"/>
-        <w:jc w:val="both"/>
-        <w:rPr>
-          <w:sz w:val="28"/>
-          <w:szCs w:val="28"/>
-        </w:rPr>
-      </w:pPr>
-      <w:r>
-        <w:rPr>
-          <w:rFonts w:ascii="Times New Roman" w:hAnsi="Times New Roman"/>
-          <w:sz w:val="28"/>
-        </w:rPr>
-        <w:t>При первом запуске приложения DatabaseHelper.kt должен создать базу данных и две основные таблицы — Users и Notes. Таблица Users предназначена для хранения информации об учётных записях. Для каждой записи предусматриваются идентификатор пользователя, логин и пароль. Идентификатор позволяет отличать пользователей друг от друга, а логин используется при поиске учётной записи во время авторизации и регистрации.</w:t>
-      </w:r>
-    </w:p>
-    <w:p>
-      <w:pPr>
-        <w:pStyle w:val="ds-markdown-paragraph"/>
-        <w:spacing w:before="0" w:beforeAutospacing="0" w:after="120" w:afterAutospacing="0" w:line="360" w:lineRule="auto"/>
-        <w:ind w:left="170" w:right="85" w:firstLine="709"/>
-        <w:jc w:val="both"/>
-        <w:rPr>
-          <w:sz w:val="28"/>
-          <w:szCs w:val="28"/>
-        </w:rPr>
-      </w:pPr>
-      <w:r>
-        <w:rPr>
-          <w:rFonts w:ascii="Times New Roman" w:hAnsi="Times New Roman"/>
-          <w:sz w:val="28"/>
-        </w:rPr>
-        <w:t>Таблица Notes предназначена для хранения заметок. В ней предусматриваются идентификатор заметки, идентификатор пользователя, текст заметки и дата её создания. Идентификатор заметки позволяет однозначно определить отдельную запись. Идентификатор пользователя связывает заметку с владельцем, благодаря чему приложение сможет получать заметки конкретной учётной записи, а не смешивать записи разных пользователей. Поле с текстом содержит сохранённое содержимое заметки, а дата создания позволяет хранить сведения о времени её добавления.</w:t>
-      </w:r>
-    </w:p>
-    <w:p>
-      <w:pPr>
-        <w:pStyle w:val="ds-markdown-paragraph"/>
-        <w:spacing w:before="0" w:beforeAutospacing="0" w:after="120" w:afterAutospacing="0" w:line="360" w:lineRule="auto"/>
-        <w:ind w:left="170" w:right="85" w:firstLine="709"/>
-        <w:jc w:val="both"/>
-        <w:rPr>
-          <w:sz w:val="28"/>
-          <w:szCs w:val="28"/>
-        </w:rPr>
-      </w:pPr>
-      <w:r>
-        <w:rPr>
-          <w:rFonts w:ascii="Times New Roman" w:hAnsi="Times New Roman"/>
-          <w:sz w:val="28"/>
-        </w:rPr>
-        <w:t>При создании таблиц в файле необходимо определить названия столбцов и подходящие для них типы данных, а также задать первичные ключи для идентификаторов записей. Для таблицы Notes важно предусмотреть поле, связывающее заметку с пользователем. Такая структура позволит организовать хранение данных и упростит дальнейшую работу методов добавления, получения, изменения и удаления заметок, которые будут находиться в NoteDao.</w:t>
-      </w:r>
-    </w:p>
-    <w:p>
-      <w:pPr>
-        <w:pStyle w:val="ds-markdown-paragraph"/>
-        <w:spacing w:before="0" w:beforeAutospacing="0" w:after="120" w:afterAutospacing="0" w:line="360" w:lineRule="auto"/>
-        <w:ind w:left="170" w:right="85" w:firstLine="709"/>
-        <w:jc w:val="both"/>
-        <w:rPr>
-          <w:sz w:val="28"/>
-          <w:szCs w:val="28"/>
-        </w:rPr>
-      </w:pPr>
-      <w:r>
-        <w:rPr>
-          <w:rFonts w:ascii="Times New Roman" w:hAnsi="Times New Roman"/>
-          <w:sz w:val="28"/>
-        </w:rPr>
-        <w:t>DatabaseHelper.kt также отвечает за обновление структуры базы данных при изменении её версии. Для этого используется метод onUpgrade. Если в дальнейшем в проекте появятся новые поля или таблицы, в данном методе можно будет описать необходимые изменения. Это позволит приложению корректно перейти на новую структуру базы данных при обновлении версии, насколько это предусмотрено логикой миграции проекта.</w:t>
-      </w:r>
-    </w:p>
-    <w:p>
-      <w:pPr>
-        <w:pStyle w:val="ds-markdown-paragraph"/>
-        <w:spacing w:before="0" w:beforeAutospacing="0" w:after="120" w:afterAutospacing="0" w:line="360" w:lineRule="auto"/>
-        <w:ind w:left="170" w:right="85" w:firstLine="709"/>
-        <w:jc w:val="both"/>
-        <w:rPr>
-          <w:sz w:val="28"/>
-          <w:szCs w:val="28"/>
-        </w:rPr>
-      </w:pPr>
-      <w:r>
-        <w:rPr>
-          <w:rFonts w:ascii="Times New Roman" w:hAnsi="Times New Roman"/>
-          <w:sz w:val="28"/>
-        </w:rPr>
-        <w:t>Файл будет использоваться классами UserDao и NoteDao. UserDao обращается к таблице Users для поиска пользователя и создания новой учётной записи. NoteDao использует таблицу Notes для сохранения заметок, получения записей конкретного пользователя, изменения их текста и удаления ненужных записей. Сам DatabaseHelper не должен выполнять всю эту бизнес-логику вместо DAO-классов; его основная задача — создать базу, поддерживать её структуру и предоставлять доступ к ней.</w:t>
-      </w:r>
-    </w:p>
-    <w:p>
-      <w:pPr>
-        <w:pStyle w:val="ds-markdown-paragraph"/>
-        <w:spacing w:before="0" w:beforeAutospacing="0" w:after="120" w:afterAutospacing="0" w:line="360" w:lineRule="auto"/>
-        <w:ind w:left="170" w:right="85" w:firstLine="709"/>
-        <w:jc w:val="both"/>
-        <w:rPr>
-          <w:sz w:val="28"/>
-          <w:szCs w:val="28"/>
-        </w:rPr>
-      </w:pPr>
-      <w:r>
-        <w:rPr>
-          <w:rFonts w:ascii="Times New Roman" w:hAnsi="Times New Roman"/>
           <w:sz w:val="28"/>
         </w:rPr>
         <w:t>Таким образом, DatabaseHelper.kt будет отвечать за создание базы SQLite, формирование таблиц Users и Notes, определение структуры столбцов и обновление базы при изменении её версии. От корректной реализации этого файла зависит, смогут ли остальные части приложения надёжно сохранять и получать данные пользователей и заметок.</w:t>
       </w:r>
     </w:p>
     <w:sectPr>
+      <w:type w:val="nextPage"/>
       <w:pgSz w:w="11906" w:h="16838"/>
-      <w:pgMar w:top="1134" w:right="850" w:bottom="1134" w:left="1701" w:header="708" w:footer="708" w:gutter="0"/>
-      <w:cols w:space="708"/>
-      <w:docGrid w:linePitch="360"/>
+      <w:pgMar w:left="1701" w:right="850" w:gutter="0" w:header="0" w:top="1134" w:footer="0" w:bottom="1134"/>
+      <w:pgNumType w:fmt="decimal"/>
+      <w:formProt w:val="false"/>
+      <w:textDirection w:val="lrTb"/>
+      <w:docGrid w:type="default" w:linePitch="360" w:charSpace="4096"/>
     </w:sectPr>
   </w:body>
 </w:document>
 </file>
 
-<file path=word/numbering.xml><?xml version="1.0" encoding="utf-8"?>
-<w:numbering xmlns:wpc="http://schemas.microsoft.com/office/word/2010/wordprocessingCanvas" xmlns:cx="http://schemas.microsoft.com/office/drawing/2014/chartex" xmlns:cx1="http://schemas.microsoft.com/office/drawing/2015/9/8/chartex" xmlns:mc="http://schemas.openxmlformats.org/markup-compatibility/2006" xmlns:o="urn:schemas-microsoft-com:office:office" xmlns:r="http://schemas.openxmlformats.org/officeDocument/2006/relationships" xmlns:m="http://schemas.openxmlformats.org/officeDocument/2006/math" xmlns:v="urn:schemas-microsoft-com:vml" xmlns:wp14="http://schemas.microsoft.com/office/word/2010/wordprocessingDrawing" xmlns:wp="http://schemas.openxmlformats.org/drawingml/2006/wordprocessingDrawing" xmlns:w10="urn:schemas-microsoft-com:office:word" xmlns:w="http://schemas.openxmlformats.org/wordprocessingml/2006/main" xmlns:w14="http://schemas.microsoft.com/office/word/2010/wordml" xmlns:w15="http://schemas.microsoft.com/office/word/2012/wordml" xmlns:w16se="http://schemas.microsoft.com/office/word/2015/wordml/symex" xmlns:wpg="http://schemas.microsoft.com/office/word/2010/wordprocessingGroup" xmlns:wpi="http://schemas.microsoft.com/office/word/2010/wordprocessingInk" xmlns:wne="http://schemas.microsoft.com/office/word/2006/wordml" xmlns:wps="http://schemas.microsoft.com/office/word/2010/wordprocessingShape" mc:Ignorable="w14 w15 w16se wp14">
-  <w:abstractNum w:abstractNumId="0" w15:restartNumberingAfterBreak="0">
-    <w:nsid w:val="182E56EC"/>
-    <w:multiLevelType w:val="multilevel"/>
-    <w:tmpl w:val="AD9A9734"/>
-    <w:lvl w:ilvl="0">
-      <w:start w:val="1"/>
-      <w:numFmt w:val="decimal"/>
-      <w:lvlText w:val="%1."/>
-      <w:lvlJc w:val="left"/>
-      <w:pPr>
-        <w:ind w:left="1239" w:hanging="360"/>
-      </w:pPr>
-      <w:rPr>
-        <w:rFonts w:hint="default"/>
-      </w:rPr>
-    </w:lvl>
-    <w:lvl w:ilvl="1">
-      <w:start w:val="1"/>
-      <w:numFmt w:val="decimal"/>
-      <w:isLgl/>
-      <w:lvlText w:val="%1.%2"/>
-      <w:lvlJc w:val="left"/>
-      <w:pPr>
-        <w:ind w:left="1254" w:hanging="375"/>
-      </w:pPr>
-      <w:rPr>
-        <w:rFonts w:hint="default"/>
-      </w:rPr>
-    </w:lvl>
-    <w:lvl w:ilvl="2">
-      <w:start w:val="1"/>
-      <w:numFmt w:val="decimal"/>
-      <w:isLgl/>
-      <w:lvlText w:val="%1.%2.%3"/>
-      <w:lvlJc w:val="left"/>
-      <w:pPr>
-        <w:ind w:left="1599" w:hanging="720"/>
-      </w:pPr>
-      <w:rPr>
-        <w:rFonts w:hint="default"/>
-      </w:rPr>
-    </w:lvl>
-    <w:lvl w:ilvl="3">
-      <w:start w:val="1"/>
-      <w:numFmt w:val="decimal"/>
-      <w:isLgl/>
-      <w:lvlText w:val="%1.%2.%3.%4"/>
-      <w:lvlJc w:val="left"/>
-      <w:pPr>
-        <w:ind w:left="1959" w:hanging="1080"/>
-      </w:pPr>
-      <w:rPr>
-        <w:rFonts w:hint="default"/>
-      </w:rPr>
-    </w:lvl>
-    <w:lvl w:ilvl="4">
-      <w:start w:val="1"/>
-      <w:numFmt w:val="decimal"/>
-      <w:isLgl/>
-      <w:lvlText w:val="%1.%2.%3.%4.%5"/>
-      <w:lvlJc w:val="left"/>
-      <w:pPr>
-        <w:ind w:left="1959" w:hanging="1080"/>
-      </w:pPr>
-      <w:rPr>
-        <w:rFonts w:hint="default"/>
-      </w:rPr>
-    </w:lvl>
-    <w:lvl w:ilvl="5">
-      <w:start w:val="1"/>
-      <w:numFmt w:val="decimal"/>
-      <w:isLgl/>
-      <w:lvlText w:val="%1.%2.%3.%4.%5.%6"/>
-      <w:lvlJc w:val="left"/>
-      <w:pPr>
-        <w:ind w:left="2319" w:hanging="1440"/>
-      </w:pPr>
-      <w:rPr>
-        <w:rFonts w:hint="default"/>
-      </w:rPr>
-    </w:lvl>
-    <w:lvl w:ilvl="6">
-      <w:start w:val="1"/>
-      <w:numFmt w:val="decimal"/>
-      <w:isLgl/>
-      <w:lvlText w:val="%1.%2.%3.%4.%5.%6.%7"/>
-      <w:lvlJc w:val="left"/>
-      <w:pPr>
-        <w:ind w:left="2319" w:hanging="1440"/>
-      </w:pPr>
-      <w:rPr>
-        <w:rFonts w:hint="default"/>
-      </w:rPr>
-    </w:lvl>
-    <w:lvl w:ilvl="7">
-      <w:start w:val="1"/>
-      <w:numFmt w:val="decimal"/>
-      <w:isLgl/>
-      <w:lvlText w:val="%1.%2.%3.%4.%5.%6.%7.%8"/>
-      <w:lvlJc w:val="left"/>
-      <w:pPr>
-        <w:ind w:left="2679" w:hanging="1800"/>
-      </w:pPr>
-      <w:rPr>
-        <w:rFonts w:hint="default"/>
-      </w:rPr>
-    </w:lvl>
-    <w:lvl w:ilvl="8">
-      <w:start w:val="1"/>
-      <w:numFmt w:val="decimal"/>
-      <w:isLgl/>
-      <w:lvlText w:val="%1.%2.%3.%4.%5.%6.%7.%8.%9"/>
-      <w:lvlJc w:val="left"/>
-      <w:pPr>
-        <w:ind w:left="3039" w:hanging="2160"/>
-      </w:pPr>
-      <w:rPr>
-        <w:rFonts w:hint="default"/>
-      </w:rPr>
-    </w:lvl>
-  </w:abstractNum>
-  <w:abstractNum w:abstractNumId="1" w15:restartNumberingAfterBreak="0">
-    <w:nsid w:val="64793811"/>
-    <w:multiLevelType w:val="multilevel"/>
-    <w:tmpl w:val="B074C5C6"/>
-    <w:lvl w:ilvl="0">
-      <w:start w:val="1"/>
-      <w:numFmt w:val="decimal"/>
-      <w:lvlText w:val="%1."/>
-      <w:lvlJc w:val="left"/>
-      <w:pPr>
-        <w:ind w:left="495" w:hanging="495"/>
-      </w:pPr>
-      <w:rPr>
-        <w:rFonts w:hint="default"/>
-      </w:rPr>
-    </w:lvl>
-    <w:lvl w:ilvl="1">
-      <w:start w:val="1"/>
-      <w:numFmt w:val="decimal"/>
-      <w:lvlText w:val="%1.%2."/>
-      <w:lvlJc w:val="left"/>
-      <w:pPr>
-        <w:ind w:left="1599" w:hanging="720"/>
-      </w:pPr>
-      <w:rPr>
-        <w:rFonts w:hint="default"/>
-      </w:rPr>
-    </w:lvl>
-    <w:lvl w:ilvl="2">
-      <w:start w:val="1"/>
-      <w:numFmt w:val="decimal"/>
-      <w:lvlText w:val="%1.%2.%3."/>
-      <w:lvlJc w:val="left"/>
-      <w:pPr>
-        <w:ind w:left="2478" w:hanging="720"/>
-      </w:pPr>
-      <w:rPr>
-        <w:rFonts w:hint="default"/>
-      </w:rPr>
-    </w:lvl>
-    <w:lvl w:ilvl="3">
-      <w:start w:val="1"/>
-      <w:numFmt w:val="decimal"/>
-      <w:lvlText w:val="%1.%2.%3.%4."/>
-      <w:lvlJc w:val="left"/>
-      <w:pPr>
-        <w:ind w:left="3717" w:hanging="1080"/>
-      </w:pPr>
-      <w:rPr>
-        <w:rFonts w:hint="default"/>
-      </w:rPr>
-    </w:lvl>
-    <w:lvl w:ilvl="4">
-      <w:start w:val="1"/>
-      <w:numFmt w:val="decimal"/>
-      <w:lvlText w:val="%1.%2.%3.%4.%5."/>
-      <w:lvlJc w:val="left"/>
-      <w:pPr>
-        <w:ind w:left="4596" w:hanging="1080"/>
-      </w:pPr>
-      <w:rPr>
-        <w:rFonts w:hint="default"/>
-      </w:rPr>
-    </w:lvl>
-    <w:lvl w:ilvl="5">
-      <w:start w:val="1"/>
-      <w:numFmt w:val="decimal"/>
-      <w:lvlText w:val="%1.%2.%3.%4.%5.%6."/>
-      <w:lvlJc w:val="left"/>
-      <w:pPr>
-        <w:ind w:left="5835" w:hanging="1440"/>
-      </w:pPr>
-      <w:rPr>
-        <w:rFonts w:hint="default"/>
-      </w:rPr>
-    </w:lvl>
-    <w:lvl w:ilvl="6">
-      <w:start w:val="1"/>
-      <w:numFmt w:val="decimal"/>
-      <w:lvlText w:val="%1.%2.%3.%4.%5.%6.%7."/>
-      <w:lvlJc w:val="left"/>
-      <w:pPr>
-        <w:ind w:left="7074" w:hanging="1800"/>
-      </w:pPr>
-      <w:rPr>
-        <w:rFonts w:hint="default"/>
-      </w:rPr>
-    </w:lvl>
-    <w:lvl w:ilvl="7">
-      <w:start w:val="1"/>
-      <w:numFmt w:val="decimal"/>
-      <w:lvlText w:val="%1.%2.%3.%4.%5.%6.%7.%8."/>
-      <w:lvlJc w:val="left"/>
-      <w:pPr>
-        <w:ind w:left="7953" w:hanging="1800"/>
-      </w:pPr>
-      <w:rPr>
-        <w:rFonts w:hint="default"/>
-      </w:rPr>
-    </w:lvl>
-    <w:lvl w:ilvl="8">
-      <w:start w:val="1"/>
-      <w:numFmt w:val="decimal"/>
-      <w:lvlText w:val="%1.%2.%3.%4.%5.%6.%7.%8.%9."/>
-      <w:lvlJc w:val="left"/>
-      <w:pPr>
-        <w:ind w:left="9192" w:hanging="2160"/>
-      </w:pPr>
-      <w:rPr>
-        <w:rFonts w:hint="default"/>
-      </w:rPr>
-    </w:lvl>
-  </w:abstractNum>
-  <w:num w:numId="1">
-    <w:abstractNumId w:val="1"/>
-  </w:num>
-  <w:num w:numId="2">
-    <w:abstractNumId w:val="0"/>
-  </w:num>
-</w:numbering>
-</file>
-
 <file path=word/styles.xml><?xml version="1.0" encoding="utf-8"?>
-<w:styles xmlns:mc="http://schemas.openxmlformats.org/markup-compatibility/2006" xmlns:r="http://schemas.openxmlformats.org/officeDocument/2006/relationships" xmlns:w="http://schemas.openxmlformats.org/wordprocessingml/2006/main" xmlns:w14="http://schemas.microsoft.com/office/word/2010/wordml" xmlns:w15="http://schemas.microsoft.com/office/word/2012/wordml" xmlns:w16se="http://schemas.microsoft.com/office/word/2015/wordml/symex" mc:Ignorable="w14 w15 w16se">
+<w:styles xmlns:w="http://schemas.openxmlformats.org/wordprocessingml/2006/main" xmlns:w14="http://schemas.microsoft.com/office/word/2010/wordml" xmlns:mc="http://schemas.openxmlformats.org/markup-compatibility/2006" mc:Ignorable="w14">
   <w:docDefaults>
     <w:rPrDefault>
       <w:rPr>
-        <w:rFonts w:asciiTheme="minorHAnsi" w:eastAsiaTheme="minorHAnsi" w:hAnsiTheme="minorHAnsi" w:cstheme="minorBidi"/>
+        <w:rFonts w:ascii="Calibri" w:hAnsi="Calibri" w:eastAsia="Calibri" w:cs="" w:asciiTheme="minorHAnsi" w:cstheme="minorBidi" w:eastAsiaTheme="minorHAnsi" w:hAnsiTheme="minorHAnsi"/>
         <w:sz w:val="22"/>
         <w:szCs w:val="22"/>
         <w:lang w:val="ru-RU" w:eastAsia="en-US" w:bidi="ar-SA"/>
@@ -639,21 +484,21 @@
     </w:rPrDefault>
     <w:pPrDefault>
       <w:pPr>
-        <w:spacing w:after="160" w:line="259" w:lineRule="auto"/>
+        <w:suppressAutoHyphens w:val="true"/>
       </w:pPr>
     </w:pPrDefault>
   </w:docDefaults>
   <w:latentStyles w:defLockedState="0" w:defUIPriority="99" w:defSemiHidden="0" w:defUnhideWhenUsed="0" w:defQFormat="0" w:count="371">
     <w:lsdException w:name="Normal" w:uiPriority="0" w:qFormat="1"/>
     <w:lsdException w:name="heading 1" w:uiPriority="9" w:qFormat="1"/>
-    <w:lsdException w:name="heading 2" w:semiHidden="1" w:uiPriority="9" w:unhideWhenUsed="1" w:qFormat="1"/>
-    <w:lsdException w:name="heading 3" w:semiHidden="1" w:uiPriority="9" w:unhideWhenUsed="1" w:qFormat="1"/>
-    <w:lsdException w:name="heading 4" w:semiHidden="1" w:uiPriority="9" w:unhideWhenUsed="1" w:qFormat="1"/>
-    <w:lsdException w:name="heading 5" w:semiHidden="1" w:uiPriority="9" w:unhideWhenUsed="1" w:qFormat="1"/>
-    <w:lsdException w:name="heading 6" w:semiHidden="1" w:uiPriority="9" w:unhideWhenUsed="1" w:qFormat="1"/>
-    <w:lsdException w:name="heading 7" w:semiHidden="1" w:uiPriority="9" w:unhideWhenUsed="1" w:qFormat="1"/>
-    <w:lsdException w:name="heading 8" w:semiHidden="1" w:uiPriority="9" w:unhideWhenUsed="1" w:qFormat="1"/>
-    <w:lsdException w:name="heading 9" w:semiHidden="1" w:uiPriority="9" w:unhideWhenUsed="1" w:qFormat="1"/>
+    <w:lsdException w:name="heading 2" w:uiPriority="9" w:semiHidden="1" w:unhideWhenUsed="1" w:qFormat="1"/>
+    <w:lsdException w:name="heading 3" w:uiPriority="9" w:semiHidden="1" w:unhideWhenUsed="1" w:qFormat="1"/>
+    <w:lsdException w:name="heading 4" w:uiPriority="9" w:semiHidden="1" w:unhideWhenUsed="1" w:qFormat="1"/>
+    <w:lsdException w:name="heading 5" w:uiPriority="9" w:semiHidden="1" w:unhideWhenUsed="1" w:qFormat="1"/>
+    <w:lsdException w:name="heading 6" w:uiPriority="9" w:semiHidden="1" w:unhideWhenUsed="1" w:qFormat="1"/>
+    <w:lsdException w:name="heading 7" w:uiPriority="9" w:semiHidden="1" w:unhideWhenUsed="1" w:qFormat="1"/>
+    <w:lsdException w:name="heading 8" w:uiPriority="9" w:semiHidden="1" w:unhideWhenUsed="1" w:qFormat="1"/>
+    <w:lsdException w:name="heading 9" w:uiPriority="9" w:semiHidden="1" w:unhideWhenUsed="1" w:qFormat="1"/>
     <w:lsdException w:name="index 1" w:semiHidden="1" w:unhideWhenUsed="1"/>
     <w:lsdException w:name="index 2" w:semiHidden="1" w:unhideWhenUsed="1"/>
     <w:lsdException w:name="index 3" w:semiHidden="1" w:unhideWhenUsed="1"/>
@@ -663,22 +508,22 @@
     <w:lsdException w:name="index 7" w:semiHidden="1" w:unhideWhenUsed="1"/>
     <w:lsdException w:name="index 8" w:semiHidden="1" w:unhideWhenUsed="1"/>
     <w:lsdException w:name="index 9" w:semiHidden="1" w:unhideWhenUsed="1"/>
-    <w:lsdException w:name="toc 1" w:semiHidden="1" w:uiPriority="39" w:unhideWhenUsed="1"/>
-    <w:lsdException w:name="toc 2" w:semiHidden="1" w:uiPriority="39" w:unhideWhenUsed="1"/>
-    <w:lsdException w:name="toc 3" w:semiHidden="1" w:uiPriority="39" w:unhideWhenUsed="1"/>
-    <w:lsdException w:name="toc 4" w:semiHidden="1" w:uiPriority="39" w:unhideWhenUsed="1"/>
-    <w:lsdException w:name="toc 5" w:semiHidden="1" w:uiPriority="39" w:unhideWhenUsed="1"/>
-    <w:lsdException w:name="toc 6" w:semiHidden="1" w:uiPriority="39" w:unhideWhenUsed="1"/>
-    <w:lsdException w:name="toc 7" w:semiHidden="1" w:uiPriority="39" w:unhideWhenUsed="1"/>
-    <w:lsdException w:name="toc 8" w:semiHidden="1" w:uiPriority="39" w:unhideWhenUsed="1"/>
-    <w:lsdException w:name="toc 9" w:semiHidden="1" w:uiPriority="39" w:unhideWhenUsed="1"/>
+    <w:lsdException w:name="toc 1" w:uiPriority="39" w:semiHidden="1" w:unhideWhenUsed="1"/>
+    <w:lsdException w:name="toc 2" w:uiPriority="39" w:semiHidden="1" w:unhideWhenUsed="1"/>
+    <w:lsdException w:name="toc 3" w:uiPriority="39" w:semiHidden="1" w:unhideWhenUsed="1"/>
+    <w:lsdException w:name="toc 4" w:uiPriority="39" w:semiHidden="1" w:unhideWhenUsed="1"/>
+    <w:lsdException w:name="toc 5" w:uiPriority="39" w:semiHidden="1" w:unhideWhenUsed="1"/>
+    <w:lsdException w:name="toc 6" w:uiPriority="39" w:semiHidden="1" w:unhideWhenUsed="1"/>
+    <w:lsdException w:name="toc 7" w:uiPriority="39" w:semiHidden="1" w:unhideWhenUsed="1"/>
+    <w:lsdException w:name="toc 8" w:uiPriority="39" w:semiHidden="1" w:unhideWhenUsed="1"/>
+    <w:lsdException w:name="toc 9" w:uiPriority="39" w:semiHidden="1" w:unhideWhenUsed="1"/>
     <w:lsdException w:name="Normal Indent" w:semiHidden="1" w:unhideWhenUsed="1"/>
     <w:lsdException w:name="footnote text" w:semiHidden="1" w:unhideWhenUsed="1"/>
     <w:lsdException w:name="annotation text" w:semiHidden="1" w:unhideWhenUsed="1"/>
     <w:lsdException w:name="header" w:semiHidden="1" w:unhideWhenUsed="1"/>
     <w:lsdException w:name="footer" w:semiHidden="1" w:unhideWhenUsed="1"/>
     <w:lsdException w:name="index heading" w:semiHidden="1" w:unhideWhenUsed="1"/>
-    <w:lsdException w:name="caption" w:semiHidden="1" w:uiPriority="35" w:unhideWhenUsed="1" w:qFormat="1"/>
+    <w:lsdException w:name="caption" w:uiPriority="35" w:semiHidden="1" w:unhideWhenUsed="1" w:qFormat="1"/>
     <w:lsdException w:name="table of figures" w:semiHidden="1" w:unhideWhenUsed="1"/>
     <w:lsdException w:name="envelope address" w:semiHidden="1" w:unhideWhenUsed="1"/>
     <w:lsdException w:name="envelope return" w:semiHidden="1" w:unhideWhenUsed="1"/>
@@ -709,7 +554,7 @@
     <w:lsdException w:name="Title" w:uiPriority="10" w:qFormat="1"/>
     <w:lsdException w:name="Closing" w:semiHidden="1" w:unhideWhenUsed="1"/>
     <w:lsdException w:name="Signature" w:semiHidden="1" w:unhideWhenUsed="1"/>
-    <w:lsdException w:name="Default Paragraph Font" w:semiHidden="1" w:uiPriority="1" w:unhideWhenUsed="1"/>
+    <w:lsdException w:name="Default Paragraph Font" w:uiPriority="1" w:semiHidden="1" w:unhideWhenUsed="1"/>
     <w:lsdException w:name="Body Text" w:semiHidden="1" w:unhideWhenUsed="1"/>
     <w:lsdException w:name="Body Text Indent" w:semiHidden="1" w:unhideWhenUsed="1"/>
     <w:lsdException w:name="List Continue" w:semiHidden="1" w:unhideWhenUsed="1"/>
@@ -909,8 +754,8 @@
     <w:lsdException w:name="Subtle Reference" w:uiPriority="31" w:qFormat="1"/>
     <w:lsdException w:name="Intense Reference" w:uiPriority="32" w:qFormat="1"/>
     <w:lsdException w:name="Book Title" w:uiPriority="33" w:qFormat="1"/>
-    <w:lsdException w:name="Bibliography" w:semiHidden="1" w:uiPriority="37" w:unhideWhenUsed="1"/>
-    <w:lsdException w:name="TOC Heading" w:semiHidden="1" w:uiPriority="39" w:unhideWhenUsed="1" w:qFormat="1"/>
+    <w:lsdException w:name="Bibliography" w:uiPriority="37" w:semiHidden="1" w:unhideWhenUsed="1"/>
+    <w:lsdException w:name="TOC Heading" w:uiPriority="39" w:semiHidden="1" w:unhideWhenUsed="1" w:qFormat="1"/>
     <w:lsdException w:name="Plain Table 1" w:uiPriority="41"/>
     <w:lsdException w:name="Plain Table 2" w:uiPriority="42"/>
     <w:lsdException w:name="Plain Table 3" w:uiPriority="43"/>
@@ -1016,23 +861,37 @@
     <w:lsdException w:name="List Table 6 Colorful Accent 6" w:uiPriority="51"/>
     <w:lsdException w:name="List Table 7 Colorful Accent 6" w:uiPriority="52"/>
   </w:latentStyles>
-  <w:style w:type="paragraph" w:default="1" w:styleId="a">
+  <w:style w:type="paragraph" w:styleId="Normal" w:default="1">
     <w:name w:val="Normal"/>
     <w:qFormat/>
+    <w:pPr>
+      <w:widowControl/>
+      <w:bidi w:val="0"/>
+      <w:spacing w:lineRule="auto" w:line="259" w:before="0" w:after="160"/>
+      <w:jc w:val="left"/>
+    </w:pPr>
+    <w:rPr>
+      <w:rFonts w:ascii="Calibri" w:hAnsi="Calibri" w:eastAsia="Calibri" w:cs="" w:asciiTheme="minorHAnsi" w:cstheme="minorBidi" w:eastAsiaTheme="minorHAnsi" w:hAnsiTheme="minorHAnsi"/>
+      <w:color w:val="auto"/>
+      <w:kern w:val="0"/>
+      <w:sz w:val="22"/>
+      <w:szCs w:val="22"/>
+      <w:lang w:val="ru-RU" w:eastAsia="en-US" w:bidi="ar-SA"/>
+    </w:rPr>
   </w:style>
   <w:style w:type="paragraph" w:styleId="2">
-    <w:name w:val="heading 2"/>
-    <w:basedOn w:val="a"/>
-    <w:link w:val="20"/>
+    <w:name w:val="Heading 2"/>
+    <w:basedOn w:val="Normal"/>
+    <w:link w:val="21"/>
     <w:uiPriority w:val="9"/>
     <w:qFormat/>
-    <w:rsid w:val="00E64E45"/>
+    <w:rsid w:val="00e64e45"/>
     <w:pPr>
-      <w:spacing w:before="100" w:beforeAutospacing="1" w:after="100" w:afterAutospacing="1" w:line="240" w:lineRule="auto"/>
+      <w:spacing w:lineRule="auto" w:line="240" w:beforeAutospacing="1" w:afterAutospacing="1"/>
       <w:outlineLvl w:val="1"/>
     </w:pPr>
     <w:rPr>
-      <w:rFonts w:ascii="Times New Roman" w:eastAsia="Times New Roman" w:hAnsi="Times New Roman" w:cs="Times New Roman"/>
+      <w:rFonts w:ascii="Times New Roman" w:hAnsi="Times New Roman" w:eastAsia="Times New Roman" w:cs="Times New Roman"/>
       <w:b/>
       <w:bCs/>
       <w:sz w:val="36"/>
@@ -1041,18 +900,18 @@
     </w:rPr>
   </w:style>
   <w:style w:type="paragraph" w:styleId="3">
-    <w:name w:val="heading 3"/>
-    <w:basedOn w:val="a"/>
-    <w:link w:val="30"/>
+    <w:name w:val="Heading 3"/>
+    <w:basedOn w:val="Normal"/>
+    <w:link w:val="31"/>
     <w:uiPriority w:val="9"/>
     <w:qFormat/>
-    <w:rsid w:val="00E64E45"/>
+    <w:rsid w:val="00e64e45"/>
     <w:pPr>
-      <w:spacing w:before="100" w:beforeAutospacing="1" w:after="100" w:afterAutospacing="1" w:line="240" w:lineRule="auto"/>
+      <w:spacing w:lineRule="auto" w:line="240" w:beforeAutospacing="1" w:afterAutospacing="1"/>
       <w:outlineLvl w:val="2"/>
     </w:pPr>
     <w:rPr>
-      <w:rFonts w:ascii="Times New Roman" w:eastAsia="Times New Roman" w:hAnsi="Times New Roman" w:cs="Times New Roman"/>
+      <w:rFonts w:ascii="Times New Roman" w:hAnsi="Times New Roman" w:eastAsia="Times New Roman" w:cs="Times New Roman"/>
       <w:b/>
       <w:bCs/>
       <w:sz w:val="27"/>
@@ -1060,11 +919,161 @@
       <w:lang w:eastAsia="ru-RU"/>
     </w:rPr>
   </w:style>
-  <w:style w:type="character" w:default="1" w:styleId="a0">
+  <w:style w:type="character" w:styleId="DefaultParagraphFont" w:default="1">
     <w:name w:val="Default Paragraph Font"/>
     <w:uiPriority w:val="1"/>
     <w:semiHidden/>
     <w:unhideWhenUsed/>
+    <w:qFormat/>
+    <w:rPr/>
+  </w:style>
+  <w:style w:type="character" w:styleId="21" w:customStyle="1">
+    <w:name w:val="Заголовок 2 Знак"/>
+    <w:basedOn w:val="DefaultParagraphFont"/>
+    <w:uiPriority w:val="9"/>
+    <w:qFormat/>
+    <w:rsid w:val="00e64e45"/>
+    <w:rPr>
+      <w:rFonts w:ascii="Times New Roman" w:hAnsi="Times New Roman" w:eastAsia="Times New Roman" w:cs="Times New Roman"/>
+      <w:b/>
+      <w:bCs/>
+      <w:sz w:val="36"/>
+      <w:szCs w:val="36"/>
+      <w:lang w:eastAsia="ru-RU"/>
+    </w:rPr>
+  </w:style>
+  <w:style w:type="character" w:styleId="31" w:customStyle="1">
+    <w:name w:val="Заголовок 3 Знак"/>
+    <w:basedOn w:val="DefaultParagraphFont"/>
+    <w:uiPriority w:val="9"/>
+    <w:qFormat/>
+    <w:rsid w:val="00e64e45"/>
+    <w:rPr>
+      <w:rFonts w:ascii="Times New Roman" w:hAnsi="Times New Roman" w:eastAsia="Times New Roman" w:cs="Times New Roman"/>
+      <w:b/>
+      <w:bCs/>
+      <w:sz w:val="27"/>
+      <w:szCs w:val="27"/>
+      <w:lang w:eastAsia="ru-RU"/>
+    </w:rPr>
+  </w:style>
+  <w:style w:type="character" w:styleId="Strong">
+    <w:name w:val="Strong"/>
+    <w:basedOn w:val="DefaultParagraphFont"/>
+    <w:uiPriority w:val="22"/>
+    <w:qFormat/>
+    <w:rsid w:val="009978c9"/>
+    <w:rPr>
+      <w:b/>
+      <w:bCs/>
+    </w:rPr>
+  </w:style>
+  <w:style w:type="character" w:styleId="HTMLCode">
+    <w:name w:val="HTML Code"/>
+    <w:basedOn w:val="DefaultParagraphFont"/>
+    <w:uiPriority w:val="99"/>
+    <w:semiHidden/>
+    <w:unhideWhenUsed/>
+    <w:qFormat/>
+    <w:rsid w:val="009978c9"/>
+    <w:rPr>
+      <w:rFonts w:ascii="Courier New" w:hAnsi="Courier New" w:eastAsia="Times New Roman" w:cs="Courier New"/>
+      <w:sz w:val="20"/>
+      <w:szCs w:val="20"/>
+    </w:rPr>
+  </w:style>
+  <w:style w:type="paragraph" w:styleId="Style12">
+    <w:name w:val="Заголовок"/>
+    <w:basedOn w:val="Normal"/>
+    <w:next w:val="Style13"/>
+    <w:qFormat/>
+    <w:pPr>
+      <w:keepNext w:val="true"/>
+      <w:spacing w:before="240" w:after="120"/>
+    </w:pPr>
+    <w:rPr>
+      <w:rFonts w:ascii="Liberation Sans" w:hAnsi="Liberation Sans" w:eastAsia="Noto Sans CJK SC" w:cs="Lohit Devanagari"/>
+      <w:sz w:val="28"/>
+      <w:szCs w:val="28"/>
+    </w:rPr>
+  </w:style>
+  <w:style w:type="paragraph" w:styleId="Style13">
+    <w:name w:val="Body Text"/>
+    <w:basedOn w:val="Normal"/>
+    <w:pPr>
+      <w:spacing w:lineRule="auto" w:line="276" w:before="0" w:after="140"/>
+    </w:pPr>
+    <w:rPr/>
+  </w:style>
+  <w:style w:type="paragraph" w:styleId="Style14">
+    <w:name w:val="List"/>
+    <w:basedOn w:val="Style13"/>
+    <w:pPr/>
+    <w:rPr>
+      <w:rFonts w:cs="Lohit Devanagari"/>
+    </w:rPr>
+  </w:style>
+  <w:style w:type="paragraph" w:styleId="Style15">
+    <w:name w:val="Caption"/>
+    <w:basedOn w:val="Normal"/>
+    <w:qFormat/>
+    <w:pPr>
+      <w:suppressLineNumbers/>
+      <w:spacing w:before="120" w:after="120"/>
+    </w:pPr>
+    <w:rPr>
+      <w:rFonts w:cs="Lohit Devanagari"/>
+      <w:i/>
+      <w:iCs/>
+      <w:sz w:val="24"/>
+      <w:szCs w:val="24"/>
+    </w:rPr>
+  </w:style>
+  <w:style w:type="paragraph" w:styleId="Style16">
+    <w:name w:val="Указатель"/>
+    <w:basedOn w:val="Normal"/>
+    <w:qFormat/>
+    <w:pPr>
+      <w:suppressLineNumbers/>
+    </w:pPr>
+    <w:rPr>
+      <w:rFonts w:cs="Lohit Devanagari"/>
+    </w:rPr>
+  </w:style>
+  <w:style w:type="paragraph" w:styleId="Ds-markdown-paragraph" w:customStyle="1">
+    <w:name w:val="ds-markdown-paragraph"/>
+    <w:basedOn w:val="Normal"/>
+    <w:qFormat/>
+    <w:rsid w:val="00e64e45"/>
+    <w:pPr>
+      <w:spacing w:lineRule="auto" w:line="240" w:beforeAutospacing="1" w:afterAutospacing="1"/>
+    </w:pPr>
+    <w:rPr>
+      <w:rFonts w:ascii="Times New Roman" w:hAnsi="Times New Roman" w:eastAsia="Times New Roman" w:cs="Times New Roman"/>
+      <w:sz w:val="24"/>
+      <w:szCs w:val="24"/>
+      <w:lang w:eastAsia="ru-RU"/>
+    </w:rPr>
+  </w:style>
+  <w:style w:type="paragraph" w:styleId="ListParagraph">
+    <w:name w:val="List Paragraph"/>
+    <w:basedOn w:val="Normal"/>
+    <w:uiPriority w:val="34"/>
+    <w:qFormat/>
+    <w:rsid w:val="009978c9"/>
+    <w:pPr>
+      <w:spacing w:before="0" w:after="160"/>
+      <w:ind w:left="720" w:hanging="0"/>
+      <w:contextualSpacing/>
+    </w:pPr>
+    <w:rPr/>
+  </w:style>
+  <w:style w:type="numbering" w:styleId="NoList" w:default="1">
+    <w:name w:val="No List"/>
+    <w:uiPriority w:val="99"/>
+    <w:semiHidden/>
+    <w:unhideWhenUsed/>
+    <w:qFormat/>
   </w:style>
   <w:style w:type="table" w:default="1" w:styleId="a1">
     <w:name w:val="Normal Table"/>
@@ -1072,7 +1081,6 @@
     <w:semiHidden/>
     <w:unhideWhenUsed/>
     <w:tblPr>
-      <w:tblInd w:w="0" w:type="dxa"/>
       <w:tblCellMar>
         <w:top w:w="0" w:type="dxa"/>
         <w:left w:w="108" w:type="dxa"/>
@@ -1080,91 +1088,6 @@
         <w:right w:w="108" w:type="dxa"/>
       </w:tblCellMar>
     </w:tblPr>
-  </w:style>
-  <w:style w:type="numbering" w:default="1" w:styleId="a2">
-    <w:name w:val="No List"/>
-    <w:uiPriority w:val="99"/>
-    <w:semiHidden/>
-    <w:unhideWhenUsed/>
-  </w:style>
-  <w:style w:type="character" w:customStyle="1" w:styleId="20">
-    <w:name w:val="Заголовок 2 Знак"/>
-    <w:basedOn w:val="a0"/>
-    <w:link w:val="2"/>
-    <w:uiPriority w:val="9"/>
-    <w:rsid w:val="00E64E45"/>
-    <w:rPr>
-      <w:rFonts w:ascii="Times New Roman" w:eastAsia="Times New Roman" w:hAnsi="Times New Roman" w:cs="Times New Roman"/>
-      <w:b/>
-      <w:bCs/>
-      <w:sz w:val="36"/>
-      <w:szCs w:val="36"/>
-      <w:lang w:eastAsia="ru-RU"/>
-    </w:rPr>
-  </w:style>
-  <w:style w:type="character" w:customStyle="1" w:styleId="30">
-    <w:name w:val="Заголовок 3 Знак"/>
-    <w:basedOn w:val="a0"/>
-    <w:link w:val="3"/>
-    <w:uiPriority w:val="9"/>
-    <w:rsid w:val="00E64E45"/>
-    <w:rPr>
-      <w:rFonts w:ascii="Times New Roman" w:eastAsia="Times New Roman" w:hAnsi="Times New Roman" w:cs="Times New Roman"/>
-      <w:b/>
-      <w:bCs/>
-      <w:sz w:val="27"/>
-      <w:szCs w:val="27"/>
-      <w:lang w:eastAsia="ru-RU"/>
-    </w:rPr>
-  </w:style>
-  <w:style w:type="paragraph" w:customStyle="1" w:styleId="ds-markdown-paragraph">
-    <w:name w:val="ds-markdown-paragraph"/>
-    <w:basedOn w:val="a"/>
-    <w:rsid w:val="00E64E45"/>
-    <w:pPr>
-      <w:spacing w:before="100" w:beforeAutospacing="1" w:after="100" w:afterAutospacing="1" w:line="240" w:lineRule="auto"/>
-    </w:pPr>
-    <w:rPr>
-      <w:rFonts w:ascii="Times New Roman" w:eastAsia="Times New Roman" w:hAnsi="Times New Roman" w:cs="Times New Roman"/>
-      <w:sz w:val="24"/>
-      <w:szCs w:val="24"/>
-      <w:lang w:eastAsia="ru-RU"/>
-    </w:rPr>
-  </w:style>
-  <w:style w:type="character" w:styleId="a3">
-    <w:name w:val="Strong"/>
-    <w:basedOn w:val="a0"/>
-    <w:uiPriority w:val="22"/>
-    <w:qFormat/>
-    <w:rsid w:val="009978C9"/>
-    <w:rPr>
-      <w:b/>
-      <w:bCs/>
-    </w:rPr>
-  </w:style>
-  <w:style w:type="paragraph" w:styleId="a4">
-    <w:name w:val="List Paragraph"/>
-    <w:basedOn w:val="a"/>
-    <w:uiPriority w:val="34"/>
-    <w:qFormat/>
-    <w:rsid w:val="009978C9"/>
-    <w:pPr>
-      <w:ind w:left="720"/>
-      <w:contextualSpacing/>
-    </w:pPr>
-  </w:style>
-  <w:style w:type="character" w:styleId="HTML">
-    <w:name w:val="HTML Code"/>
-    <w:basedOn w:val="a0"/>
-    <w:uiPriority w:val="99"/>
-    <w:semiHidden/>
-    <w:unhideWhenUsed/>
-    <w:rsid w:val="009978C9"/>
-    <w:rPr>
-      <w:rFonts w:ascii="Courier New" w:eastAsia="Times New Roman" w:hAnsi="Courier New" w:cs="Courier New"/>
-      <w:sz w:val="20"/>
-      <w:szCs w:val="20"/>
-    </w:rPr>
   </w:style>
 </w:styles>
 </file>
